--- a/docs/Memoria_REMY_v1.docx
+++ b/docs/Memoria_REMY_v1.docx
@@ -5743,7 +5743,7 @@
         <w:spacing w:after="120" w:line="276"/>
       </w:pPr>
       <w:r>
-        <w:t xml:space="preserve">Se ha utilizado un asistente de IA (Claude) para proponer la organización del proyecto, redactar borradores de issues y documentos y guiar la configuración de GitHub y del proyecto Android. El equipo ha revisado, adaptado y puesto en práctica el contenido, y cada integrante debe poder explicarlo. El registro detallado se mantendrá en docs/uso-ia.md.</w:t>
+        <w:t xml:space="preserve">Se ha utilizado un asistente de IA (Claude) para proponer la organización del proyecto, redactar borradores de issues y guiar la configuración de GitHub y del proyecto Android. El equipo ha revisado, adaptado y puesto en práctica el contenido, y cada integrante debe poder explicarlo. El registro detallado se mantendrá en docs/uso-ia.md.</w:t>
       </w:r>
     </w:p>
     <w:p>
